--- a/reports/group/Entregable4/Informe de Pruebas.docx
+++ b/reports/group/Entregable4/Informe de Pruebas.docx
@@ -2578,13 +2578,7 @@
               <w:rPr>
                 <w:rFonts w:ascii="Montserrat" w:eastAsia="Montserrat" w:hAnsi="Montserrat" w:cs="Montserrat"/>
               </w:rPr>
-              <w:t>list</w:t>
-            </w:r>
-            <w:r>
-              <w:rPr>
-                <w:rFonts w:ascii="Montserrat" w:eastAsia="Montserrat" w:hAnsi="Montserrat" w:cs="Montserrat"/>
-              </w:rPr>
-              <w:t>.safe</w:t>
+              <w:t>list.safe</w:t>
             </w:r>
           </w:p>
           <w:p>
@@ -2656,13 +2650,7 @@
               <w:rPr>
                 <w:rFonts w:ascii="Montserrat" w:eastAsia="Montserrat" w:hAnsi="Montserrat" w:cs="Montserrat"/>
               </w:rPr>
-              <w:t>show</w:t>
-            </w:r>
-            <w:r>
-              <w:rPr>
-                <w:rFonts w:ascii="Montserrat" w:eastAsia="Montserrat" w:hAnsi="Montserrat" w:cs="Montserrat"/>
-              </w:rPr>
-              <w:t>.safe</w:t>
+              <w:t>show.safe</w:t>
             </w:r>
           </w:p>
           <w:p>
@@ -2695,13 +2683,7 @@
               <w:rPr>
                 <w:rFonts w:ascii="Montserrat" w:eastAsia="Montserrat" w:hAnsi="Montserrat" w:cs="Montserrat"/>
               </w:rPr>
-              <w:t>administrator1</w:t>
-            </w:r>
-            <w:r>
-              <w:rPr>
-                <w:rFonts w:ascii="Montserrat" w:eastAsia="Montserrat" w:hAnsi="Montserrat" w:cs="Montserrat"/>
-              </w:rPr>
-              <w:t>,</w:t>
+              <w:t>administrator1,</w:t>
             </w:r>
             <w:r>
               <w:rPr>
@@ -2713,13 +2695,7 @@
               <w:rPr>
                 <w:rFonts w:ascii="Montserrat" w:eastAsia="Montserrat" w:hAnsi="Montserrat" w:cs="Montserrat"/>
               </w:rPr>
-              <w:t>banners</w:t>
-            </w:r>
-            <w:r>
-              <w:rPr>
-                <w:rFonts w:ascii="Montserrat" w:eastAsia="Montserrat" w:hAnsi="Montserrat" w:cs="Montserrat"/>
-              </w:rPr>
-              <w:t xml:space="preserve"> y se muestra uno a uno cada banner</w:t>
+              <w:t>banners y se muestra uno a uno cada banner</w:t>
             </w:r>
             <w:r>
               <w:rPr>
@@ -2746,13 +2722,21 @@
               <w:rPr>
                 <w:rFonts w:ascii="Montserrat" w:eastAsia="Montserrat" w:hAnsi="Montserrat" w:cs="Montserrat"/>
               </w:rPr>
-              <w:t>create</w:t>
-            </w:r>
-            <w:r>
-              <w:rPr>
-                <w:rFonts w:ascii="Montserrat" w:eastAsia="Montserrat" w:hAnsi="Montserrat" w:cs="Montserrat"/>
-              </w:rPr>
-              <w:t>.safe</w:t>
+              <w:t>create.safe</w:t>
+            </w:r>
+          </w:p>
+          <w:p>
+            <w:pPr>
+              <w:spacing w:before="320" w:after="320" w:line="360" w:lineRule="auto"/>
+              <w:rPr>
+                <w:rFonts w:ascii="Montserrat" w:eastAsia="Montserrat" w:hAnsi="Montserrat" w:cs="Montserrat"/>
+              </w:rPr>
+            </w:pPr>
+            <w:r>
+              <w:rPr>
+                <w:rFonts w:ascii="Montserrat" w:eastAsia="Montserrat" w:hAnsi="Montserrat" w:cs="Montserrat"/>
+              </w:rPr>
+              <w:t>create2.safe</w:t>
             </w:r>
           </w:p>
         </w:tc>
@@ -2783,19 +2767,7 @@
               <w:rPr>
                 <w:rFonts w:ascii="Montserrat" w:eastAsia="Montserrat" w:hAnsi="Montserrat" w:cs="Montserrat"/>
               </w:rPr>
-              <w:t xml:space="preserve">y se prueba a crear </w:t>
-            </w:r>
-            <w:r>
-              <w:rPr>
-                <w:rFonts w:ascii="Montserrat" w:eastAsia="Montserrat" w:hAnsi="Montserrat" w:cs="Montserrat"/>
-              </w:rPr>
-              <w:t xml:space="preserve">banners </w:t>
-            </w:r>
-            <w:r>
-              <w:rPr>
-                <w:rFonts w:ascii="Montserrat" w:eastAsia="Montserrat" w:hAnsi="Montserrat" w:cs="Montserrat"/>
-              </w:rPr>
-              <w:t xml:space="preserve"> de todas las formas que permite el sistema, comprobando los límites y los mensajes de error. No se detecta ningún error</w:t>
+              <w:t>y se prueba a crear banners  de todas las formas que permite el sistema, comprobando los límites y los mensajes de error. No se detecta ningún error</w:t>
             </w:r>
             <w:r>
               <w:rPr>
@@ -2842,25 +2814,7 @@
               <w:rPr>
                 <w:rFonts w:ascii="Montserrat" w:eastAsia="Montserrat" w:hAnsi="Montserrat" w:cs="Montserrat"/>
               </w:rPr>
-              <w:t xml:space="preserve">Se inicia sesión como administrator1 y se prueba a </w:t>
-            </w:r>
-            <w:r>
-              <w:rPr>
-                <w:rFonts w:ascii="Montserrat" w:eastAsia="Montserrat" w:hAnsi="Montserrat" w:cs="Montserrat"/>
-              </w:rPr>
-              <w:t>actualizar un</w:t>
-            </w:r>
-            <w:r>
-              <w:rPr>
-                <w:rFonts w:ascii="Montserrat" w:eastAsia="Montserrat" w:hAnsi="Montserrat" w:cs="Montserrat"/>
-              </w:rPr>
-              <w:t xml:space="preserve"> banner de todas las formas que permite el sistema, comprobando los límites y los mensajes de error. No se detecta ningún error</w:t>
-            </w:r>
-            <w:r>
-              <w:rPr>
-                <w:rFonts w:ascii="Montserrat" w:eastAsia="Montserrat" w:hAnsi="Montserrat" w:cs="Montserrat"/>
-              </w:rPr>
-              <w:t>.</w:t>
+              <w:t>Se inicia sesión como administrator1 y se prueba a actualizar un banner de todas las formas que permite el sistema, comprobando los límites y los mensajes de error. No se detecta ningún error.</w:t>
             </w:r>
           </w:p>
         </w:tc>
@@ -2900,19 +2854,261 @@
               <w:rPr>
                 <w:rFonts w:ascii="Montserrat" w:eastAsia="Montserrat" w:hAnsi="Montserrat" w:cs="Montserrat"/>
               </w:rPr>
-              <w:t xml:space="preserve">Se inicia sesión como administrator1 </w:t>
-            </w:r>
-            <w:r>
-              <w:rPr>
-                <w:rFonts w:ascii="Montserrat" w:eastAsia="Montserrat" w:hAnsi="Montserrat" w:cs="Montserrat"/>
-              </w:rPr>
-              <w:t xml:space="preserve">y se eliminan varios banners. </w:t>
-            </w:r>
-            <w:r>
-              <w:rPr>
-                <w:rFonts w:ascii="Montserrat" w:eastAsia="Montserrat" w:hAnsi="Montserrat" w:cs="Montserrat"/>
-              </w:rPr>
-              <w:t>No se detecta ningún error.</w:t>
+              <w:t>Se inicia sesión como administrator1 y se eliminan varios banners. No se detecta ningún error.</w:t>
+            </w:r>
+          </w:p>
+        </w:tc>
+      </w:tr>
+      <w:tr>
+        <w:tc>
+          <w:tcPr>
+            <w:tcW w:w="1628" w:type="dxa"/>
+          </w:tcPr>
+          <w:p>
+            <w:pPr>
+              <w:spacing w:before="320" w:after="320" w:line="360" w:lineRule="auto"/>
+              <w:rPr>
+                <w:rFonts w:ascii="Montserrat" w:eastAsia="Montserrat" w:hAnsi="Montserrat" w:cs="Montserrat"/>
+              </w:rPr>
+            </w:pPr>
+            <w:r>
+              <w:rPr>
+                <w:rFonts w:ascii="Montserrat" w:eastAsia="Montserrat" w:hAnsi="Montserrat" w:cs="Montserrat"/>
+              </w:rPr>
+              <w:t>list.</w:t>
+            </w:r>
+            <w:r>
+              <w:rPr>
+                <w:rFonts w:ascii="Montserrat" w:eastAsia="Montserrat" w:hAnsi="Montserrat" w:cs="Montserrat"/>
+              </w:rPr>
+              <w:t>hack</w:t>
+            </w:r>
+          </w:p>
+          <w:p>
+            <w:pPr>
+              <w:spacing w:before="320" w:after="320" w:line="360" w:lineRule="auto"/>
+              <w:rPr>
+                <w:rFonts w:ascii="Montserrat" w:eastAsia="Montserrat" w:hAnsi="Montserrat" w:cs="Montserrat"/>
+              </w:rPr>
+            </w:pPr>
+          </w:p>
+        </w:tc>
+        <w:tc>
+          <w:tcPr>
+            <w:tcW w:w="7388" w:type="dxa"/>
+          </w:tcPr>
+          <w:p>
+            <w:pPr>
+              <w:spacing w:before="320" w:after="320" w:line="360" w:lineRule="auto"/>
+              <w:rPr>
+                <w:rFonts w:ascii="Montserrat" w:eastAsia="Montserrat" w:hAnsi="Montserrat" w:cs="Montserrat"/>
+              </w:rPr>
+            </w:pPr>
+            <w:r>
+              <w:rPr>
+                <w:rFonts w:ascii="Montserrat" w:eastAsia="Montserrat" w:hAnsi="Montserrat" w:cs="Montserrat"/>
+              </w:rPr>
+              <w:t>Se hace /</w:t>
+            </w:r>
+            <w:r>
+              <w:rPr>
+                <w:rFonts w:ascii="Montserrat" w:eastAsia="Montserrat" w:hAnsi="Montserrat" w:cs="Montserrat"/>
+              </w:rPr>
+              <w:t>administrator</w:t>
+            </w:r>
+            <w:r>
+              <w:rPr>
+                <w:rFonts w:ascii="Montserrat" w:eastAsia="Montserrat" w:hAnsi="Montserrat" w:cs="Montserrat"/>
+              </w:rPr>
+              <w:t>/</w:t>
+            </w:r>
+            <w:r>
+              <w:rPr>
+                <w:rFonts w:ascii="Montserrat" w:eastAsia="Montserrat" w:hAnsi="Montserrat" w:cs="Montserrat"/>
+              </w:rPr>
+              <w:t>banner</w:t>
+            </w:r>
+            <w:r>
+              <w:rPr>
+                <w:rFonts w:ascii="Montserrat" w:eastAsia="Montserrat" w:hAnsi="Montserrat" w:cs="Montserrat"/>
+              </w:rPr>
+              <w:t>/list con usuario anónimo. No se detecta ningún problema.</w:t>
+            </w:r>
+          </w:p>
+        </w:tc>
+      </w:tr>
+      <w:tr>
+        <w:tc>
+          <w:tcPr>
+            <w:tcW w:w="1628" w:type="dxa"/>
+          </w:tcPr>
+          <w:p>
+            <w:pPr>
+              <w:spacing w:before="320" w:after="320" w:line="360" w:lineRule="auto"/>
+              <w:rPr>
+                <w:rFonts w:ascii="Montserrat" w:eastAsia="Montserrat" w:hAnsi="Montserrat" w:cs="Montserrat"/>
+              </w:rPr>
+            </w:pPr>
+            <w:r>
+              <w:rPr>
+                <w:rFonts w:ascii="Montserrat" w:eastAsia="Montserrat" w:hAnsi="Montserrat" w:cs="Montserrat"/>
+              </w:rPr>
+              <w:t>show.hack</w:t>
+            </w:r>
+          </w:p>
+          <w:p>
+            <w:pPr>
+              <w:spacing w:before="320" w:after="320" w:line="360" w:lineRule="auto"/>
+              <w:rPr>
+                <w:rFonts w:ascii="Montserrat" w:eastAsia="Montserrat" w:hAnsi="Montserrat" w:cs="Montserrat"/>
+              </w:rPr>
+            </w:pPr>
+          </w:p>
+        </w:tc>
+        <w:tc>
+          <w:tcPr>
+            <w:tcW w:w="7388" w:type="dxa"/>
+          </w:tcPr>
+          <w:p>
+            <w:pPr>
+              <w:spacing w:before="320" w:after="320" w:line="360" w:lineRule="auto"/>
+              <w:rPr>
+                <w:rFonts w:ascii="Montserrat" w:eastAsia="Montserrat" w:hAnsi="Montserrat" w:cs="Montserrat"/>
+              </w:rPr>
+            </w:pPr>
+            <w:r>
+              <w:rPr>
+                <w:rFonts w:ascii="Montserrat" w:eastAsia="Montserrat" w:hAnsi="Montserrat" w:cs="Montserrat"/>
+              </w:rPr>
+              <w:t xml:space="preserve">Se hace get </w:t>
+            </w:r>
+            <w:r>
+              <w:rPr>
+                <w:rFonts w:ascii="Montserrat" w:eastAsia="Montserrat" w:hAnsi="Montserrat" w:cs="Montserrat"/>
+              </w:rPr>
+              <w:t>/</w:t>
+            </w:r>
+            <w:r>
+              <w:rPr>
+                <w:rFonts w:ascii="Montserrat" w:eastAsia="Montserrat" w:hAnsi="Montserrat" w:cs="Montserrat"/>
+              </w:rPr>
+              <w:t xml:space="preserve">administrator/banner/show con id </w:t>
+            </w:r>
+            <w:r>
+              <w:rPr>
+                <w:rFonts w:ascii="Montserrat" w:eastAsia="Montserrat" w:hAnsi="Montserrat" w:cs="Montserrat"/>
+              </w:rPr>
+              <w:t xml:space="preserve">195 </w:t>
+            </w:r>
+            <w:r>
+              <w:rPr>
+                <w:rFonts w:ascii="Montserrat" w:eastAsia="Montserrat" w:hAnsi="Montserrat" w:cs="Montserrat"/>
+              </w:rPr>
+              <w:t>con usuario anónimo. No se detecta ningún problema</w:t>
+            </w:r>
+          </w:p>
+        </w:tc>
+      </w:tr>
+      <w:tr>
+        <w:tc>
+          <w:tcPr>
+            <w:tcW w:w="1628" w:type="dxa"/>
+          </w:tcPr>
+          <w:p>
+            <w:pPr>
+              <w:spacing w:before="320" w:after="320" w:line="360" w:lineRule="auto"/>
+              <w:rPr>
+                <w:rFonts w:ascii="Montserrat" w:eastAsia="Montserrat" w:hAnsi="Montserrat" w:cs="Montserrat"/>
+              </w:rPr>
+            </w:pPr>
+            <w:r>
+              <w:rPr>
+                <w:rFonts w:ascii="Montserrat" w:eastAsia="Montserrat" w:hAnsi="Montserrat" w:cs="Montserrat"/>
+              </w:rPr>
+              <w:t>update.hack</w:t>
+            </w:r>
+          </w:p>
+        </w:tc>
+        <w:tc>
+          <w:tcPr>
+            <w:tcW w:w="7388" w:type="dxa"/>
+          </w:tcPr>
+          <w:p>
+            <w:pPr>
+              <w:spacing w:before="320" w:after="320" w:line="360" w:lineRule="auto"/>
+              <w:rPr>
+                <w:rFonts w:ascii="Montserrat" w:eastAsia="Montserrat" w:hAnsi="Montserrat" w:cs="Montserrat"/>
+              </w:rPr>
+            </w:pPr>
+            <w:r>
+              <w:rPr>
+                <w:rFonts w:ascii="Montserrat" w:eastAsia="Montserrat" w:hAnsi="Montserrat" w:cs="Montserrat"/>
+              </w:rPr>
+              <w:t>Se hace get /administrator/banner/</w:t>
+            </w:r>
+            <w:r>
+              <w:rPr>
+                <w:rFonts w:ascii="Montserrat" w:eastAsia="Montserrat" w:hAnsi="Montserrat" w:cs="Montserrat"/>
+              </w:rPr>
+              <w:t>update</w:t>
+            </w:r>
+            <w:r>
+              <w:rPr>
+                <w:rFonts w:ascii="Montserrat" w:eastAsia="Montserrat" w:hAnsi="Montserrat" w:cs="Montserrat"/>
+              </w:rPr>
+              <w:t xml:space="preserve"> con id 195 con usuario anónimo. No se detecta ningún problema</w:t>
+            </w:r>
+          </w:p>
+        </w:tc>
+      </w:tr>
+      <w:tr>
+        <w:tc>
+          <w:tcPr>
+            <w:tcW w:w="1628" w:type="dxa"/>
+          </w:tcPr>
+          <w:p>
+            <w:pPr>
+              <w:spacing w:before="320" w:after="320" w:line="360" w:lineRule="auto"/>
+              <w:rPr>
+                <w:rFonts w:ascii="Montserrat" w:eastAsia="Montserrat" w:hAnsi="Montserrat" w:cs="Montserrat"/>
+              </w:rPr>
+            </w:pPr>
+            <w:r>
+              <w:rPr>
+                <w:rFonts w:ascii="Montserrat" w:eastAsia="Montserrat" w:hAnsi="Montserrat" w:cs="Montserrat"/>
+              </w:rPr>
+              <w:t>delete.hack</w:t>
+            </w:r>
+          </w:p>
+        </w:tc>
+        <w:tc>
+          <w:tcPr>
+            <w:tcW w:w="7388" w:type="dxa"/>
+          </w:tcPr>
+          <w:p>
+            <w:pPr>
+              <w:spacing w:before="320" w:after="320" w:line="360" w:lineRule="auto"/>
+              <w:rPr>
+                <w:rFonts w:ascii="Montserrat" w:eastAsia="Montserrat" w:hAnsi="Montserrat" w:cs="Montserrat"/>
+              </w:rPr>
+            </w:pPr>
+            <w:r>
+              <w:rPr>
+                <w:rFonts w:ascii="Montserrat" w:eastAsia="Montserrat" w:hAnsi="Montserrat" w:cs="Montserrat"/>
+              </w:rPr>
+              <w:t>Se hace get /administrator/banner/</w:t>
+            </w:r>
+            <w:r>
+              <w:rPr>
+                <w:rFonts w:ascii="Montserrat" w:eastAsia="Montserrat" w:hAnsi="Montserrat" w:cs="Montserrat"/>
+              </w:rPr>
+              <w:t>delete</w:t>
+            </w:r>
+            <w:r>
+              <w:rPr>
+                <w:rFonts w:ascii="Montserrat" w:eastAsia="Montserrat" w:hAnsi="Montserrat" w:cs="Montserrat"/>
+              </w:rPr>
+              <w:t xml:space="preserve"> con id 195 con usuario anónimo. No se detecta ningún problema</w:t>
             </w:r>
           </w:p>
         </w:tc>
@@ -2942,31 +3138,6 @@
         </w:rPr>
       </w:pPr>
     </w:p>
-    <w:p/>
-    <w:p/>
-    <w:p/>
-    <w:p/>
-    <w:p/>
-    <w:p/>
-    <w:p/>
-    <w:p/>
-    <w:p/>
-    <w:p/>
-    <w:p/>
-    <w:p/>
-    <w:p/>
-    <w:p/>
-    <w:p/>
-    <w:p/>
-    <w:p/>
-    <w:p/>
-    <w:p/>
-    <w:p/>
-    <w:p/>
-    <w:p/>
-    <w:p/>
-    <w:p/>
-    <w:p/>
     <w:p>
       <w:pPr>
         <w:spacing w:before="320" w:after="320" w:line="360" w:lineRule="auto"/>
@@ -2986,6 +3157,7 @@
           <w:sz w:val="26"/>
           <w:szCs w:val="26"/>
         </w:rPr>
+        <w:lastRenderedPageBreak/>
         <w:t>Pruebas de Rendimiento</w:t>
       </w:r>
     </w:p>
@@ -3027,6 +3199,7 @@
           <w:rFonts w:ascii="Montserrat" w:eastAsia="Montserrat" w:hAnsi="Montserrat" w:cs="Montserrat"/>
           <w:b/>
           <w:bCs/>
+          <w:noProof/>
           <w:sz w:val="26"/>
           <w:szCs w:val="26"/>
         </w:rPr>
@@ -3094,6 +3267,9 @@
         <w:spacing w:before="320" w:after="320" w:line="360" w:lineRule="auto"/>
       </w:pPr>
       <w:r>
+        <w:rPr>
+          <w:noProof/>
+        </w:rPr>
         <w:drawing>
           <wp:inline distT="0" distB="0" distL="0" distR="0" wp14:anchorId="6D142095" wp14:editId="5C59667A">
             <wp:extent cx="5731510" cy="2315210"/>
@@ -3169,6 +3345,7 @@
         <w:rPr>
           <w:b/>
           <w:bCs/>
+          <w:noProof/>
           <w:sz w:val="26"/>
           <w:szCs w:val="26"/>
         </w:rPr>
@@ -3323,6 +3500,7 @@
         <w:rPr>
           <w:b/>
           <w:bCs/>
+          <w:noProof/>
           <w:sz w:val="26"/>
           <w:szCs w:val="26"/>
         </w:rPr>
